--- a/docs/for-buyers/downloads/VIDS-SOW-Addendum-v1.0.docx
+++ b/docs/for-buyers/downloads/VIDS-SOW-Addendum-v1.0.docx
@@ -456,7 +456,7 @@
           <w:sz w:val="22"/>
           <w:szCs w:val="22"/>
         </w:rPr>
-        <w:t xml:space="preserve">means the document at https://vidsstandard.org/spec/1.0 (or the version specified in Clause 6).</w:t>
+        <w:t xml:space="preserve">means the document at https://vidsstandard.org/specification/ (or the version specified in Clause 6).</w:t>
       </w:r>
     </w:p>
     <w:p>
@@ -1915,7 +1915,7 @@
           <w:sz w:val="22"/>
           <w:szCs w:val="22"/>
         </w:rPr>
-        <w:t xml:space="preserve">VIDS does not replace your criteria. It standardizes the structural and provenance layer. Your domain-specific acceptance criteria — minimum subject count, modality coverage, label accuracy — layer on top of VIDS compliance. VIDS answers “is what we received auditable?” Your existing criteria answer “is what we received useful?”</w:t>
+        <w:t xml:space="preserve">VIDS does not replace your criteria. It standardizes the structural and provenance layer. Your domain-specific acceptance criteria — minimum subject count, modality coverage, label accuracy — layer on top of VIDS compliance. VIDS answers “is the required documentation present, structured, and reproducible?” Your existing criteria answer “is what we received useful?”</w:t>
       </w:r>
     </w:p>
     <w:p>
@@ -2089,7 +2089,7 @@
           <w:sz w:val="22"/>
           <w:szCs w:val="22"/>
         </w:rPr>
-        <w:t xml:space="preserve">The specification, validator, examples, and reference dataset are free. Princeton Medical Systems and other implementers offer paid services around VIDS — curation, compliance auditing, training — but those are optional. Using VIDS as a procurement standard does not require purchasing anything.</w:t>
+        <w:t xml:space="preserve">The specification, validator, examples, and reference dataset are free. Princeton Medical Systems and other implementers offer paid services around VIDS — curation, documentation assessment, training — but those are optional. Using VIDS as a procurement standard does not require purchasing anything.</w:t>
       </w:r>
     </w:p>
     <w:p>
@@ -2129,7 +2129,7 @@
           <w:sz w:val="22"/>
           <w:szCs w:val="22"/>
         </w:rPr>
-        <w:t xml:space="preserve">VIDS Specification v1.0 — https://vidsstandard.org/spec/</w:t>
+        <w:t xml:space="preserve">VIDS Specification v1.0 — https://vidsstandard.org/specification/</w:t>
       </w:r>
     </w:p>
     <w:p>
@@ -2147,7 +2147,7 @@
           <w:sz w:val="22"/>
           <w:szCs w:val="22"/>
         </w:rPr>
-        <w:t xml:space="preserve">Validation Rules — https://vidsstandard.org/spec/validation-rules/</w:t>
+        <w:t xml:space="preserve">Validation Rules — https://vidsstandard.org/specification/validation-rules/</w:t>
       </w:r>
     </w:p>
     <w:p>
@@ -2165,7 +2165,7 @@
           <w:sz w:val="22"/>
           <w:szCs w:val="22"/>
         </w:rPr>
-        <w:t xml:space="preserve">Compliance Profiles — https://vidsstandard.org/spec/profiles/</w:t>
+        <w:t xml:space="preserve">Compliance Profiles — https://vidsstandard.org/specification/profiles/</w:t>
       </w:r>
     </w:p>
     <w:p>
